--- a/por/docx/31.content.docx
+++ b/por/docx/31.content.docx
@@ -256,7 +256,7 @@
         <w:rPr>
           <w:lang w:val="pt_PT" w:bidi="pt_PT"/>
         </w:rPr>
-        <w:t xml:space="preserve"> O orgulho do seu coração o enganou, você que habita nas fendas das rochas, nas alturas do seu refúgio, e diz em si mesmo: ‘Quem poderá me lançar ao chão?’</w:t>
+        <w:t xml:space="preserve"> O orgulho do seu coração o enganou, você que habita nas fendas das rochas, nas alturas do seu refúgio, e diz em si mesmo: ‘Quem poderá me lançar ao chão?’.</w:t>
       </w:r>
     </w:p>
     <w:p>
@@ -298,7 +298,7 @@
         <w:rPr>
           <w:lang w:val="pt_PT" w:bidi="pt_PT"/>
         </w:rPr>
-        <w:t xml:space="preserve"> “Quando ladrões chegam durante a noite, levam somente o que desejam; quando colhedores entram na vinha, sempre deixam alguns cachos. Mas contra você a destruição foi total.</w:t>
+        <w:t xml:space="preserve"> “Quando ladrões chegam durante a noite, levam somente o que desejam; quando colhedores entram na vinha, sempre deixam alguns cachos. Mas veja como você está destruído!</w:t>
       </w:r>
     </w:p>
     <w:p>
@@ -319,7 +319,7 @@
         <w:rPr>
           <w:lang w:val="pt_PT" w:bidi="pt_PT"/>
         </w:rPr>
-        <w:t xml:space="preserve"> Mas agora Edom será revistado por completo; seus esconderijos serão procurados, e seus tesouros serão tomados.</w:t>
+        <w:t xml:space="preserve"> Veja como Esaú foi saqueado! Como foram encontrados e levados os seus tesouros escondidos!</w:t>
       </w:r>
     </w:p>
     <w:p>
@@ -403,7 +403,7 @@
         <w:rPr>
           <w:lang w:val="pt_PT" w:bidi="pt_PT"/>
         </w:rPr>
-        <w:t xml:space="preserve"> Por causa da violência contra seu irmão Jacó, a vergonha o cobrirá, e você será destruído para sempre.</w:t>
+        <w:t xml:space="preserve"> Por causa da violenta matança contra seu irmão Jacó, a vergonha o cobrirá, e você será destruído para sempre.</w:t>
       </w:r>
     </w:p>
     <w:p>
@@ -445,7 +445,7 @@
         <w:rPr>
           <w:lang w:val="pt_PT" w:bidi="pt_PT"/>
         </w:rPr>
-        <w:t xml:space="preserve"> Você não devia ter observado com prazer o dia da queda do seu irmão, nem ter se alegrado com a ruína do povo de Judá; não devia ter falado com soberba no tempo da sua aflição.</w:t>
+        <w:t xml:space="preserve"> Você não devia ter observado com prazer o dia da queda do seu irmão, nem ter se alegrado com a ruína do povo de Judá; não devia ter falado com soberba naquele tempo de aflição.</w:t>
       </w:r>
     </w:p>
     <w:p>
@@ -466,7 +466,7 @@
         <w:rPr>
           <w:lang w:val="pt_PT" w:bidi="pt_PT"/>
         </w:rPr>
-        <w:t xml:space="preserve"> Você não devia ter atravessado as portas do meu povo no dia da sua calamidade; nem devia ter se alegrado com o seu sofrimento no dia da sua ruína; nem ter tomado para si as suas riquezas no dia da sua desgraça.</w:t>
+        <w:t xml:space="preserve"> Você não devia ter atravessado as portas do meu povo no dia da calamidade de Judá; nem devia ter se alegrado com o sofrimento do meu povo no dia da ruína de Judá; nem ter tomado para si as riquezas do meu povo no dia da desgraça de Judá.</w:t>
       </w:r>
     </w:p>
     <w:p>
@@ -487,7 +487,7 @@
         <w:rPr>
           <w:lang w:val="pt_PT" w:bidi="pt_PT"/>
         </w:rPr>
-        <w:t xml:space="preserve"> Você não devia ter parado nas encruzilhadas para matar os que fugiam; não devia ter entregue os sobreviventes no dia da angústia.</w:t>
+        <w:t xml:space="preserve"> Você não devia ter parado nas encruzilhadas para matar os que fugiam; não devia ter entregado os sobreviventes no dia da angústia.</w:t>
       </w:r>
     </w:p>
     <w:p>
@@ -529,7 +529,7 @@
         <w:rPr>
           <w:lang w:val="pt_PT" w:bidi="pt_PT"/>
         </w:rPr>
-        <w:t xml:space="preserve"> Assim como vocês beberam o cálice do meu castigo no meu santo monte, também todas as nações beberão sem cessar; beberão até se esgotarem e desaparecerão, como se jamais tivessem existido.</w:t>
+        <w:t xml:space="preserve"> Assim como vocês beberam do meu castigo no meu santo monte, também todas as nações beberão sem parar; beberão até o fim e serão como se nunca tivessem existido.</w:t>
       </w:r>
     </w:p>
     <w:p>
@@ -592,7 +592,7 @@
         <w:rPr>
           <w:lang w:val="pt_PT" w:bidi="pt_PT"/>
         </w:rPr>
-        <w:t xml:space="preserve"> Os que vivem no Neguebe tomarão posse dos montes de Esaú, e os da Sefelá ocuparão a terra dos filisteus; eles também possuirão os campos de Efraim e de Samaria, e Benjamim se apossará de Gileade.</w:t>
+        <w:t xml:space="preserve"> "Os que vivem no Neguebe tomarão posse dos montes de Esaú, e os da Sefelá ocuparão a terra dos filisteus; eles também possuirão os campos de Efraim e de Samaria, e Benjamim se apossará de Gileade.</w:t>
       </w:r>
     </w:p>
     <w:p>
@@ -634,7 +634,7 @@
         <w:rPr>
           <w:lang w:val="pt_PT" w:bidi="pt_PT"/>
         </w:rPr>
-        <w:t xml:space="preserve"> Os vencedores subirão ao monte Sião para governar a montanha de Esaú, e o reino pertencerá ao SENHOR".</w:t>
+        <w:t xml:space="preserve"> Os vencedores subirão ao monte Sião para governar a montanha de Esaú, e o reino pertencerá ao SENHOR”.</w:t>
       </w:r>
     </w:p>
     <w:sectPr>
